--- a/Requirements/P02_Requirements_Specifications.docx
+++ b/Requirements/P02_Requirements_Specifications.docx
@@ -869,7 +869,7 @@
     </w:p>
     <w:sdt>
       <w:sdtPr>
-        <w:id w:val="1121061533"/>
+        <w:id w:val="-954508967"/>
         <w:docPartObj>
           <w:docPartGallery w:val="Table of Contents"/>
           <w:docPartUnique w:val="1"/>
@@ -3023,7 +3023,7 @@
               </w:rPr>
               <w:t xml:space="preserve">5. Sequence Diagrams</w:t>
               <w:tab/>
-              <w:t xml:space="preserve">33</w:t>
+              <w:t xml:space="preserve">34</w:t>
             </w:r>
           </w:hyperlink>
           <w:r>
@@ -3072,7 +3072,7 @@
               </w:rPr>
               <w:t xml:space="preserve">5.1. Book a Ride (Commuter)</w:t>
               <w:tab/>
-              <w:t xml:space="preserve">33</w:t>
+              <w:t xml:space="preserve">34</w:t>
             </w:r>
           </w:hyperlink>
           <w:r>
@@ -3121,7 +3121,7 @@
               </w:rPr>
               <w:t xml:space="preserve">5.2. Cancel Ride (Commuter)</w:t>
               <w:tab/>
-              <w:t xml:space="preserve">34</w:t>
+              <w:t xml:space="preserve">35</w:t>
             </w:r>
           </w:hyperlink>
           <w:r>
@@ -3170,7 +3170,7 @@
               </w:rPr>
               <w:t xml:space="preserve">5.3. Receive Trip Updates (Commuter)</w:t>
               <w:tab/>
-              <w:t xml:space="preserve">35</w:t>
+              <w:t xml:space="preserve">36</w:t>
             </w:r>
           </w:hyperlink>
           <w:r>
@@ -3268,7 +3268,7 @@
               </w:rPr>
               <w:t xml:space="preserve">5.5. Share Trip Details (Commuter)</w:t>
               <w:tab/>
-              <w:t xml:space="preserve">37</w:t>
+              <w:t xml:space="preserve">38</w:t>
             </w:r>
           </w:hyperlink>
           <w:r>
@@ -3366,7 +3366,7 @@
               </w:rPr>
               <w:t xml:space="preserve">5.7. Rate Ride (Commuter)</w:t>
               <w:tab/>
-              <w:t xml:space="preserve">41</w:t>
+              <w:t xml:space="preserve">40</w:t>
             </w:r>
           </w:hyperlink>
           <w:r>
@@ -3562,7 +3562,7 @@
               </w:rPr>
               <w:t xml:space="preserve">5.11. Monitor Trip (Trusted Contacts)</w:t>
               <w:tab/>
-              <w:t xml:space="preserve">45</w:t>
+              <w:t xml:space="preserve">44</w:t>
             </w:r>
           </w:hyperlink>
           <w:r>
@@ -3611,7 +3611,7 @@
               </w:rPr>
               <w:t xml:space="preserve">5.12. Receive SOS</w:t>
               <w:tab/>
-              <w:t xml:space="preserve">46</w:t>
+              <w:t xml:space="preserve">45</w:t>
             </w:r>
           </w:hyperlink>
           <w:r>
@@ -3660,7 +3660,7 @@
               </w:rPr>
               <w:t xml:space="preserve">5.13. Verify User Identity</w:t>
               <w:tab/>
-              <w:t xml:space="preserve">47</w:t>
+              <w:t xml:space="preserve">46</w:t>
             </w:r>
           </w:hyperlink>
           <w:r>
@@ -3758,7 +3758,7 @@
               </w:rPr>
               <w:t xml:space="preserve">5.15. Monitor Transactions:</w:t>
               <w:tab/>
-              <w:t xml:space="preserve">49</w:t>
+              <w:t xml:space="preserve">48</w:t>
             </w:r>
           </w:hyperlink>
           <w:r>
@@ -3905,7 +3905,7 @@
               </w:rPr>
               <w:t xml:space="preserve">5.18. Send Safety Alerts:</w:t>
               <w:tab/>
-              <w:t xml:space="preserve">52</w:t>
+              <w:t xml:space="preserve">51</w:t>
             </w:r>
           </w:hyperlink>
           <w:r>
@@ -4003,7 +4003,7 @@
               </w:rPr>
               <w:t xml:space="preserve">5.20. Update Fares &amp; Policies</w:t>
               <w:tab/>
-              <w:t xml:space="preserve">54</w:t>
+              <w:t xml:space="preserve">53</w:t>
             </w:r>
           </w:hyperlink>
           <w:r>
@@ -4051,7 +4051,7 @@
               </w:rPr>
               <w:t xml:space="preserve">6.   State Diagrams</w:t>
               <w:tab/>
-              <w:t xml:space="preserve">56</w:t>
+              <w:t xml:space="preserve">54</w:t>
             </w:r>
           </w:hyperlink>
           <w:r>
@@ -4100,7 +4100,7 @@
               </w:rPr>
               <w:t xml:space="preserve">6.1  Diagram Details</w:t>
               <w:tab/>
-              <w:t xml:space="preserve">56</w:t>
+              <w:t xml:space="preserve">54</w:t>
             </w:r>
           </w:hyperlink>
           <w:r>
@@ -4149,7 +4149,7 @@
               </w:rPr>
               <w:t xml:space="preserve">6.1.1  Ride Object State Diagram</w:t>
               <w:tab/>
-              <w:t xml:space="preserve">56</w:t>
+              <w:t xml:space="preserve">54</w:t>
             </w:r>
           </w:hyperlink>
           <w:r>
@@ -4198,7 +4198,7 @@
               </w:rPr>
               <w:t xml:space="preserve">6.1.2   SOS Alert Object State Diagram</w:t>
               <w:tab/>
-              <w:t xml:space="preserve">56</w:t>
+              <w:t xml:space="preserve">54</w:t>
             </w:r>
           </w:hyperlink>
           <w:r>
@@ -4247,7 +4247,7 @@
               </w:rPr>
               <w:t xml:space="preserve">6.1.3 Payment Object State Diagram</w:t>
               <w:tab/>
-              <w:t xml:space="preserve">57</w:t>
+              <w:t xml:space="preserve">55</w:t>
             </w:r>
           </w:hyperlink>
           <w:r>
@@ -4296,7 +4296,7 @@
               </w:rPr>
               <w:t xml:space="preserve">6.2  Diagram</w:t>
               <w:tab/>
-              <w:t xml:space="preserve">57</w:t>
+              <w:t xml:space="preserve">56</w:t>
             </w:r>
           </w:hyperlink>
           <w:r>
@@ -4344,7 +4344,7 @@
               </w:rPr>
               <w:t xml:space="preserve">7.  Data Requirements</w:t>
               <w:tab/>
-              <w:t xml:space="preserve">59</w:t>
+              <w:t xml:space="preserve">57</w:t>
             </w:r>
           </w:hyperlink>
           <w:r>
@@ -4392,7 +4392,7 @@
               </w:rPr>
               <w:t xml:space="preserve">8.  Non-functional Requirements / Quality Attributes</w:t>
               <w:tab/>
-              <w:t xml:space="preserve">59</w:t>
+              <w:t xml:space="preserve">57</w:t>
             </w:r>
           </w:hyperlink>
           <w:r>
@@ -4440,7 +4440,7 @@
               </w:rPr>
               <w:t xml:space="preserve">9.  Security Requirements</w:t>
               <w:tab/>
-              <w:t xml:space="preserve">60</w:t>
+              <w:t xml:space="preserve">58</w:t>
             </w:r>
           </w:hyperlink>
           <w:r>
@@ -4488,7 +4488,7 @@
               </w:rPr>
               <w:t xml:space="preserve">10.  Security Engineer</w:t>
               <w:tab/>
-              <w:t xml:space="preserve">60</w:t>
+              <w:t xml:space="preserve">58</w:t>
             </w:r>
           </w:hyperlink>
           <w:r>
@@ -4536,7 +4536,7 @@
               </w:rPr>
               <w:t xml:space="preserve">11.  Use of Generative AI</w:t>
               <w:tab/>
-              <w:t xml:space="preserve">61</w:t>
+              <w:t xml:space="preserve">59</w:t>
             </w:r>
           </w:hyperlink>
           <w:r>
@@ -4582,9 +4582,9 @@
                 <w:vertAlign w:val="baseline"/>
                 <w:rtl w:val="0"/>
               </w:rPr>
-              <w:t xml:space="preserve">1. Who Did What?</w:t>
+              <w:t xml:space="preserve">12.  Who Did What?</w:t>
               <w:tab/>
-              <w:t xml:space="preserve">61</w:t>
+              <w:t xml:space="preserve">59</w:t>
             </w:r>
           </w:hyperlink>
           <w:r>
@@ -4630,9 +4630,9 @@
                 <w:vertAlign w:val="baseline"/>
                 <w:rtl w:val="0"/>
               </w:rPr>
-              <w:t xml:space="preserve">2. Review checklist</w:t>
+              <w:t xml:space="preserve">13.  Review checklist</w:t>
               <w:tab/>
-              <w:t xml:space="preserve">62</w:t>
+              <w:t xml:space="preserve">59</w:t>
             </w:r>
           </w:hyperlink>
           <w:r>
@@ -6086,12 +6086,12 @@
                 <wp:inline distB="114300" distT="114300" distL="114300" distR="114300">
                   <wp:extent cx="5810250" cy="4597400"/>
                   <wp:effectExtent b="0" l="0" r="0" t="0"/>
-                  <wp:docPr id="2" name="image11.png"/>
+                  <wp:docPr id="2" name="image13.png"/>
                   <a:graphic>
                     <a:graphicData uri="http://schemas.openxmlformats.org/drawingml/2006/picture">
                       <pic:pic>
                         <pic:nvPicPr>
-                          <pic:cNvPr id="0" name="image11.png"/>
+                          <pic:cNvPr id="0" name="image13.png"/>
                           <pic:cNvPicPr preferRelativeResize="0"/>
                         </pic:nvPicPr>
                         <pic:blipFill>
@@ -31944,12 +31944,12 @@
                 <wp:inline distB="114300" distT="114300" distL="114300" distR="114300">
                   <wp:extent cx="5810250" cy="4343400"/>
                   <wp:effectExtent b="0" l="0" r="0" t="0"/>
-                  <wp:docPr id="8" name="image6.png"/>
+                  <wp:docPr id="8" name="image9.png"/>
                   <a:graphic>
                     <a:graphicData uri="http://schemas.openxmlformats.org/drawingml/2006/picture">
                       <pic:pic>
                         <pic:nvPicPr>
-                          <pic:cNvPr id="0" name="image6.png"/>
+                          <pic:cNvPr id="0" name="image9.png"/>
                           <pic:cNvPicPr preferRelativeResize="0"/>
                         </pic:nvPicPr>
                         <pic:blipFill>
@@ -32168,12 +32168,12 @@
                 <wp:inline distB="114300" distT="114300" distL="114300" distR="114300">
                   <wp:extent cx="5810250" cy="3441700"/>
                   <wp:effectExtent b="0" l="0" r="0" t="0"/>
-                  <wp:docPr id="13" name="image15.png"/>
+                  <wp:docPr id="13" name="image8.png"/>
                   <a:graphic>
                     <a:graphicData uri="http://schemas.openxmlformats.org/drawingml/2006/picture">
                       <pic:pic>
                         <pic:nvPicPr>
-                          <pic:cNvPr id="0" name="image15.png"/>
+                          <pic:cNvPr id="0" name="image8.png"/>
                           <pic:cNvPicPr preferRelativeResize="0"/>
                         </pic:nvPicPr>
                         <pic:blipFill>
@@ -32411,12 +32411,12 @@
                 <wp:inline distB="114300" distT="114300" distL="114300" distR="114300">
                   <wp:extent cx="5810250" cy="4687252"/>
                   <wp:effectExtent b="0" l="0" r="0" t="0"/>
-                  <wp:docPr id="19" name="image14.png"/>
+                  <wp:docPr id="19" name="image11.png"/>
                   <a:graphic>
                     <a:graphicData uri="http://schemas.openxmlformats.org/drawingml/2006/picture">
                       <pic:pic>
                         <pic:nvPicPr>
-                          <pic:cNvPr id="0" name="image14.png"/>
+                          <pic:cNvPr id="0" name="image11.png"/>
                           <pic:cNvPicPr preferRelativeResize="0"/>
                         </pic:nvPicPr>
                         <pic:blipFill>
@@ -32626,12 +32626,12 @@
                 <wp:inline distB="114300" distT="114300" distL="114300" distR="114300">
                   <wp:extent cx="5810250" cy="3683000"/>
                   <wp:effectExtent b="0" l="0" r="0" t="0"/>
-                  <wp:docPr id="22" name="image8.png"/>
+                  <wp:docPr id="22" name="image16.png"/>
                   <a:graphic>
                     <a:graphicData uri="http://schemas.openxmlformats.org/drawingml/2006/picture">
                       <pic:pic>
                         <pic:nvPicPr>
-                          <pic:cNvPr id="0" name="image8.png"/>
+                          <pic:cNvPr id="0" name="image16.png"/>
                           <pic:cNvPicPr preferRelativeResize="0"/>
                         </pic:nvPicPr>
                         <pic:blipFill>
@@ -32838,12 +32838,12 @@
                 <wp:inline distB="114300" distT="114300" distL="114300" distR="114300">
                   <wp:extent cx="5810250" cy="5125402"/>
                   <wp:effectExtent b="0" l="0" r="0" t="0"/>
-                  <wp:docPr id="4" name="image13.png"/>
+                  <wp:docPr id="4" name="image7.png"/>
                   <a:graphic>
                     <a:graphicData uri="http://schemas.openxmlformats.org/drawingml/2006/picture">
                       <pic:pic>
                         <pic:nvPicPr>
-                          <pic:cNvPr id="0" name="image13.png"/>
+                          <pic:cNvPr id="0" name="image7.png"/>
                           <pic:cNvPicPr preferRelativeResize="0"/>
                         </pic:nvPicPr>
                         <pic:blipFill>
@@ -33138,12 +33138,12 @@
                 <wp:inline distB="114300" distT="114300" distL="114300" distR="114300">
                   <wp:extent cx="5581650" cy="3436451"/>
                   <wp:effectExtent b="0" l="0" r="0" t="0"/>
-                  <wp:docPr id="14" name="image2.png"/>
+                  <wp:docPr id="14" name="image3.png"/>
                   <a:graphic>
                     <a:graphicData uri="http://schemas.openxmlformats.org/drawingml/2006/picture">
                       <pic:pic>
                         <pic:nvPicPr>
-                          <pic:cNvPr id="0" name="image2.png"/>
+                          <pic:cNvPr id="0" name="image3.png"/>
                           <pic:cNvPicPr preferRelativeResize="0"/>
                         </pic:nvPicPr>
                         <pic:blipFill>
@@ -33243,7 +33243,7 @@
         <w:pStyle w:val="Heading2"/>
         <w:rPr/>
       </w:pPr>
-      <w:bookmarkStart w:colFirst="0" w:colLast="0" w:name="_6pkslb2ljany" w:id="83"/>
+      <w:bookmarkStart w:colFirst="0" w:colLast="0" w:name="_tyj4zydzsby8" w:id="83"/>
       <w:bookmarkEnd w:id="83"/>
       <w:r>
         <w:rPr>
@@ -33256,7 +33256,7 @@
         <w:pStyle w:val="Heading2"/>
         <w:rPr/>
       </w:pPr>
-      <w:bookmarkStart w:colFirst="0" w:colLast="0" w:name="_tyj4zydzsby8" w:id="84"/>
+      <w:bookmarkStart w:colFirst="0" w:colLast="0" w:name="_c5xstbw49raf" w:id="84"/>
       <w:bookmarkEnd w:id="84"/>
       <w:r>
         <w:rPr>
@@ -33269,7 +33269,7 @@
         <w:pStyle w:val="Heading2"/>
         <w:rPr/>
       </w:pPr>
-      <w:bookmarkStart w:colFirst="0" w:colLast="0" w:name="_c5xstbw49raf" w:id="85"/>
+      <w:bookmarkStart w:colFirst="0" w:colLast="0" w:name="_atkjd16i5amb" w:id="85"/>
       <w:bookmarkEnd w:id="85"/>
       <w:r>
         <w:rPr>
@@ -33282,7 +33282,7 @@
         <w:pStyle w:val="Heading2"/>
         <w:rPr/>
       </w:pPr>
-      <w:bookmarkStart w:colFirst="0" w:colLast="0" w:name="_atkjd16i5amb" w:id="86"/>
+      <w:bookmarkStart w:colFirst="0" w:colLast="0" w:name="_ayw91wkbr171" w:id="86"/>
       <w:bookmarkEnd w:id="86"/>
       <w:r>
         <w:rPr>
@@ -33295,7 +33295,7 @@
         <w:pStyle w:val="Heading2"/>
         <w:rPr/>
       </w:pPr>
-      <w:bookmarkStart w:colFirst="0" w:colLast="0" w:name="_ayw91wkbr171" w:id="87"/>
+      <w:bookmarkStart w:colFirst="0" w:colLast="0" w:name="_d0mibw9b6a8z" w:id="87"/>
       <w:bookmarkEnd w:id="87"/>
       <w:r>
         <w:rPr>
@@ -33308,7 +33308,7 @@
         <w:pStyle w:val="Heading2"/>
         <w:rPr/>
       </w:pPr>
-      <w:bookmarkStart w:colFirst="0" w:colLast="0" w:name="_d0mibw9b6a8z" w:id="88"/>
+      <w:bookmarkStart w:colFirst="0" w:colLast="0" w:name="_be3yumrna71x" w:id="88"/>
       <w:bookmarkEnd w:id="88"/>
       <w:r>
         <w:rPr>
@@ -33318,10 +33318,20 @@
     </w:p>
     <w:p>
       <w:pPr>
+        <w:rPr/>
+      </w:pPr>
+      <w:r>
+        <w:rPr>
+          <w:rtl w:val="0"/>
+        </w:rPr>
+      </w:r>
+    </w:p>
+    <w:p>
+      <w:pPr>
         <w:pStyle w:val="Heading2"/>
         <w:rPr/>
       </w:pPr>
-      <w:bookmarkStart w:colFirst="0" w:colLast="0" w:name="_2hyk8nal0hj4" w:id="89"/>
+      <w:bookmarkStart w:colFirst="0" w:colLast="0" w:name="_xrokngg0u0sv" w:id="89"/>
       <w:bookmarkEnd w:id="89"/>
       <w:r>
         <w:rPr>
@@ -33334,21 +33344,8 @@
         <w:pStyle w:val="Heading2"/>
         <w:rPr/>
       </w:pPr>
-      <w:bookmarkStart w:colFirst="0" w:colLast="0" w:name="_89z7viwptru4" w:id="90"/>
+      <w:bookmarkStart w:colFirst="0" w:colLast="0" w:name="_5j90iardtlq" w:id="90"/>
       <w:bookmarkEnd w:id="90"/>
-      <w:r>
-        <w:rPr>
-          <w:rtl w:val="0"/>
-        </w:rPr>
-      </w:r>
-    </w:p>
-    <w:p>
-      <w:pPr>
-        <w:pStyle w:val="Heading2"/>
-        <w:rPr/>
-      </w:pPr>
-      <w:bookmarkStart w:colFirst="0" w:colLast="0" w:name="_5j90iardtlq" w:id="91"/>
-      <w:bookmarkEnd w:id="91"/>
       <w:r>
         <w:rPr>
           <w:rtl w:val="0"/>
@@ -33429,14 +33426,14 @@
               <w:rPr/>
               <w:drawing>
                 <wp:inline distB="114300" distT="114300" distL="114300" distR="114300">
-                  <wp:extent cx="5810250" cy="4559300"/>
+                  <wp:extent cx="5810250" cy="3858577"/>
                   <wp:effectExtent b="0" l="0" r="0" t="0"/>
-                  <wp:docPr id="7" name="image3.png"/>
+                  <wp:docPr id="7" name="image2.png"/>
                   <a:graphic>
                     <a:graphicData uri="http://schemas.openxmlformats.org/drawingml/2006/picture">
                       <pic:pic>
                         <pic:nvPicPr>
-                          <pic:cNvPr id="0" name="image3.png"/>
+                          <pic:cNvPr id="0" name="image2.png"/>
                           <pic:cNvPicPr preferRelativeResize="0"/>
                         </pic:nvPicPr>
                         <pic:blipFill>
@@ -33449,7 +33446,7 @@
                         <pic:spPr>
                           <a:xfrm>
                             <a:off x="0" y="0"/>
-                            <a:ext cx="5810250" cy="4559300"/>
+                            <a:ext cx="5810250" cy="3858577"/>
                           </a:xfrm>
                           <a:prstGeom prst="rect"/>
                           <a:ln/>
@@ -33484,8 +33481,133 @@
         <w:pStyle w:val="Heading2"/>
         <w:rPr/>
       </w:pPr>
-      <w:bookmarkStart w:colFirst="0" w:colLast="0" w:name="_927wcgystfte" w:id="92"/>
+      <w:bookmarkStart w:colFirst="0" w:colLast="0" w:name="_dz62wg71etje" w:id="91"/>
+      <w:bookmarkEnd w:id="91"/>
+      <w:r>
+        <w:rPr>
+          <w:rtl w:val="0"/>
+        </w:rPr>
+      </w:r>
+    </w:p>
+    <w:p>
+      <w:pPr>
+        <w:pStyle w:val="Heading2"/>
+        <w:rPr/>
+      </w:pPr>
+      <w:bookmarkStart w:colFirst="0" w:colLast="0" w:name="_vyr68bl5cs8f" w:id="92"/>
       <w:bookmarkEnd w:id="92"/>
+      <w:r>
+        <w:rPr>
+          <w:rtl w:val="0"/>
+        </w:rPr>
+      </w:r>
+    </w:p>
+    <w:p>
+      <w:pPr>
+        <w:pStyle w:val="Heading2"/>
+        <w:rPr/>
+      </w:pPr>
+      <w:bookmarkStart w:colFirst="0" w:colLast="0" w:name="_tb6hr2hnif82" w:id="93"/>
+      <w:bookmarkEnd w:id="93"/>
+      <w:r>
+        <w:rPr>
+          <w:rtl w:val="0"/>
+        </w:rPr>
+      </w:r>
+    </w:p>
+    <w:p>
+      <w:pPr>
+        <w:rPr/>
+      </w:pPr>
+      <w:r>
+        <w:rPr>
+          <w:rtl w:val="0"/>
+        </w:rPr>
+      </w:r>
+    </w:p>
+    <w:p>
+      <w:pPr>
+        <w:rPr/>
+      </w:pPr>
+      <w:r>
+        <w:rPr>
+          <w:rtl w:val="0"/>
+        </w:rPr>
+      </w:r>
+    </w:p>
+    <w:p>
+      <w:pPr>
+        <w:rPr/>
+      </w:pPr>
+      <w:r>
+        <w:rPr>
+          <w:rtl w:val="0"/>
+        </w:rPr>
+      </w:r>
+    </w:p>
+    <w:p>
+      <w:pPr>
+        <w:rPr/>
+      </w:pPr>
+      <w:r>
+        <w:rPr>
+          <w:rtl w:val="0"/>
+        </w:rPr>
+      </w:r>
+    </w:p>
+    <w:p>
+      <w:pPr>
+        <w:rPr/>
+      </w:pPr>
+      <w:r>
+        <w:rPr>
+          <w:rtl w:val="0"/>
+        </w:rPr>
+      </w:r>
+    </w:p>
+    <w:p>
+      <w:pPr>
+        <w:rPr/>
+      </w:pPr>
+      <w:r>
+        <w:rPr>
+          <w:rtl w:val="0"/>
+        </w:rPr>
+      </w:r>
+    </w:p>
+    <w:p>
+      <w:pPr>
+        <w:pStyle w:val="Heading2"/>
+        <w:rPr/>
+      </w:pPr>
+      <w:bookmarkStart w:colFirst="0" w:colLast="0" w:name="_om4ja3qvsoia" w:id="94"/>
+      <w:bookmarkEnd w:id="94"/>
+      <w:r>
+        <w:rPr>
+          <w:rtl w:val="0"/>
+        </w:rPr>
+      </w:r>
+    </w:p>
+    <w:p>
+      <w:pPr>
+        <w:pStyle w:val="Heading2"/>
+        <w:rPr/>
+      </w:pPr>
+      <w:bookmarkStart w:colFirst="0" w:colLast="0" w:name="_9sfkr16ou51f" w:id="95"/>
+      <w:bookmarkEnd w:id="95"/>
+      <w:r>
+        <w:rPr>
+          <w:rtl w:val="0"/>
+        </w:rPr>
+      </w:r>
+    </w:p>
+    <w:p>
+      <w:pPr>
+        <w:pStyle w:val="Heading2"/>
+        <w:rPr/>
+      </w:pPr>
+      <w:bookmarkStart w:colFirst="0" w:colLast="0" w:name="_927wcgystfte" w:id="96"/>
+      <w:bookmarkEnd w:id="96"/>
       <w:r>
         <w:rPr>
           <w:rtl w:val="0"/>
@@ -33568,12 +33690,12 @@
                 <wp:inline distB="114300" distT="114300" distL="114300" distR="114300">
                   <wp:extent cx="5810250" cy="4000500"/>
                   <wp:effectExtent b="0" l="0" r="0" t="0"/>
-                  <wp:docPr id="16" name="image9.png"/>
+                  <wp:docPr id="16" name="image4.png"/>
                   <a:graphic>
                     <a:graphicData uri="http://schemas.openxmlformats.org/drawingml/2006/picture">
                       <pic:pic>
                         <pic:nvPicPr>
-                          <pic:cNvPr id="0" name="image9.png"/>
+                          <pic:cNvPr id="0" name="image4.png"/>
                           <pic:cNvPicPr preferRelativeResize="0"/>
                         </pic:nvPicPr>
                         <pic:blipFill>
@@ -33615,8 +33737,8 @@
           <w:szCs w:val="28"/>
         </w:rPr>
       </w:pPr>
-      <w:bookmarkStart w:colFirst="0" w:colLast="0" w:name="_xd5nhsmskt2g" w:id="93"/>
-      <w:bookmarkEnd w:id="93"/>
+      <w:bookmarkStart w:colFirst="0" w:colLast="0" w:name="_xd5nhsmskt2g" w:id="97"/>
+      <w:bookmarkEnd w:id="97"/>
       <w:r>
         <w:rPr>
           <w:rtl w:val="0"/>
@@ -33632,25 +33754,8 @@
           <w:szCs w:val="28"/>
         </w:rPr>
       </w:pPr>
-      <w:bookmarkStart w:colFirst="0" w:colLast="0" w:name="_djc5i276k011" w:id="94"/>
-      <w:bookmarkEnd w:id="94"/>
-      <w:r>
-        <w:rPr>
-          <w:rtl w:val="0"/>
-        </w:rPr>
-      </w:r>
-    </w:p>
-    <w:p>
-      <w:pPr>
-        <w:pStyle w:val="Heading4"/>
-        <w:rPr>
-          <w:b w:val="1"/>
-          <w:sz w:val="28"/>
-          <w:szCs w:val="28"/>
-        </w:rPr>
-      </w:pPr>
-      <w:bookmarkStart w:colFirst="0" w:colLast="0" w:name="_yoaamcphfufs" w:id="95"/>
-      <w:bookmarkEnd w:id="95"/>
+      <w:bookmarkStart w:colFirst="0" w:colLast="0" w:name="_yoaamcphfufs" w:id="98"/>
+      <w:bookmarkEnd w:id="98"/>
       <w:r>
         <w:rPr>
           <w:rtl w:val="0"/>
@@ -33662,8 +33767,96 @@
         <w:pStyle w:val="Heading2"/>
         <w:rPr/>
       </w:pPr>
-      <w:bookmarkStart w:colFirst="0" w:colLast="0" w:name="_a6d3trkq447w" w:id="96"/>
-      <w:bookmarkEnd w:id="96"/>
+      <w:bookmarkStart w:colFirst="0" w:colLast="0" w:name="_ae4oxcb2un0p" w:id="99"/>
+      <w:bookmarkEnd w:id="99"/>
+      <w:r>
+        <w:rPr>
+          <w:rtl w:val="0"/>
+        </w:rPr>
+      </w:r>
+    </w:p>
+    <w:p>
+      <w:pPr>
+        <w:pStyle w:val="Heading2"/>
+        <w:rPr/>
+      </w:pPr>
+      <w:bookmarkStart w:colFirst="0" w:colLast="0" w:name="_jwkwa9wkmfhw" w:id="100"/>
+      <w:bookmarkEnd w:id="100"/>
+      <w:r>
+        <w:rPr>
+          <w:rtl w:val="0"/>
+        </w:rPr>
+      </w:r>
+    </w:p>
+    <w:p>
+      <w:pPr>
+        <w:pStyle w:val="Heading2"/>
+        <w:rPr/>
+      </w:pPr>
+      <w:bookmarkStart w:colFirst="0" w:colLast="0" w:name="_16a9p2dmv3xk" w:id="101"/>
+      <w:bookmarkEnd w:id="101"/>
+      <w:r>
+        <w:rPr>
+          <w:rtl w:val="0"/>
+        </w:rPr>
+      </w:r>
+    </w:p>
+    <w:p>
+      <w:pPr>
+        <w:pStyle w:val="Heading2"/>
+        <w:rPr/>
+      </w:pPr>
+      <w:bookmarkStart w:colFirst="0" w:colLast="0" w:name="_m66aku2t8j1s" w:id="102"/>
+      <w:bookmarkEnd w:id="102"/>
+      <w:r>
+        <w:rPr>
+          <w:rtl w:val="0"/>
+        </w:rPr>
+      </w:r>
+    </w:p>
+    <w:p>
+      <w:pPr>
+        <w:pStyle w:val="Heading2"/>
+        <w:rPr/>
+      </w:pPr>
+      <w:bookmarkStart w:colFirst="0" w:colLast="0" w:name="_6vpxs1t9bdi3" w:id="103"/>
+      <w:bookmarkEnd w:id="103"/>
+      <w:r>
+        <w:rPr>
+          <w:rtl w:val="0"/>
+        </w:rPr>
+      </w:r>
+    </w:p>
+    <w:p>
+      <w:pPr>
+        <w:pStyle w:val="Heading2"/>
+        <w:rPr/>
+      </w:pPr>
+      <w:bookmarkStart w:colFirst="0" w:colLast="0" w:name="_84g1u13934n5" w:id="104"/>
+      <w:bookmarkEnd w:id="104"/>
+      <w:r>
+        <w:rPr>
+          <w:rtl w:val="0"/>
+        </w:rPr>
+      </w:r>
+    </w:p>
+    <w:p>
+      <w:pPr>
+        <w:rPr/>
+      </w:pPr>
+      <w:r>
+        <w:rPr>
+          <w:rtl w:val="0"/>
+        </w:rPr>
+      </w:r>
+    </w:p>
+    <w:p>
+      <w:pPr>
+        <w:pStyle w:val="Heading2"/>
+        <w:rPr/>
+      </w:pPr>
+      <w:bookmarkStart w:colFirst="0" w:colLast="0" w:name="_a6d3trkq447w" w:id="105"/>
+      <w:bookmarkEnd w:id="105"/>
       <w:r>
         <w:rPr>
           <w:rtl w:val="0"/>
@@ -33744,14 +33937,14 @@
               <w:rPr/>
               <w:drawing>
                 <wp:inline distB="114300" distT="114300" distL="114300" distR="114300">
-                  <wp:extent cx="5810250" cy="4813300"/>
+                  <wp:extent cx="5810250" cy="4211002"/>
                   <wp:effectExtent b="0" l="0" r="0" t="0"/>
-                  <wp:docPr id="9" name="image4.png"/>
+                  <wp:docPr id="9" name="image12.png"/>
                   <a:graphic>
                     <a:graphicData uri="http://schemas.openxmlformats.org/drawingml/2006/picture">
                       <pic:pic>
                         <pic:nvPicPr>
-                          <pic:cNvPr id="0" name="image4.png"/>
+                          <pic:cNvPr id="0" name="image12.png"/>
                           <pic:cNvPicPr preferRelativeResize="0"/>
                         </pic:nvPicPr>
                         <pic:blipFill>
@@ -33764,7 +33957,7 @@
                         <pic:spPr>
                           <a:xfrm>
                             <a:off x="0" y="0"/>
-                            <a:ext cx="5810250" cy="4813300"/>
+                            <a:ext cx="5810250" cy="4211002"/>
                           </a:xfrm>
                           <a:prstGeom prst="rect"/>
                           <a:ln/>
@@ -33866,11 +34059,21 @@
     </w:p>
     <w:p>
       <w:pPr>
+        <w:rPr/>
+      </w:pPr>
+      <w:r>
+        <w:rPr>
+          <w:rtl w:val="0"/>
+        </w:rPr>
+      </w:r>
+    </w:p>
+    <w:p>
+      <w:pPr>
         <w:pStyle w:val="Heading2"/>
         <w:rPr/>
       </w:pPr>
-      <w:bookmarkStart w:colFirst="0" w:colLast="0" w:name="_p66z8der8c26" w:id="97"/>
-      <w:bookmarkEnd w:id="97"/>
+      <w:bookmarkStart w:colFirst="0" w:colLast="0" w:name="_p66z8der8c26" w:id="106"/>
+      <w:bookmarkEnd w:id="106"/>
       <w:r>
         <w:rPr>
           <w:rtl w:val="0"/>
@@ -33882,8 +34085,8 @@
         <w:pStyle w:val="Heading2"/>
         <w:rPr/>
       </w:pPr>
-      <w:bookmarkStart w:colFirst="0" w:colLast="0" w:name="_qzeats4dwa8" w:id="98"/>
-      <w:bookmarkEnd w:id="98"/>
+      <w:bookmarkStart w:colFirst="0" w:colLast="0" w:name="_qzeats4dwa8" w:id="107"/>
+      <w:bookmarkEnd w:id="107"/>
       <w:r>
         <w:rPr>
           <w:rtl w:val="0"/>
@@ -33895,8 +34098,8 @@
         <w:pStyle w:val="Heading2"/>
         <w:rPr/>
       </w:pPr>
-      <w:bookmarkStart w:colFirst="0" w:colLast="0" w:name="_agbpp7n7le5t" w:id="99"/>
-      <w:bookmarkEnd w:id="99"/>
+      <w:bookmarkStart w:colFirst="0" w:colLast="0" w:name="_agbpp7n7le5t" w:id="108"/>
+      <w:bookmarkEnd w:id="108"/>
       <w:r>
         <w:rPr>
           <w:rtl w:val="0"/>
@@ -33908,8 +34111,8 @@
         <w:pStyle w:val="Heading2"/>
         <w:rPr/>
       </w:pPr>
-      <w:bookmarkStart w:colFirst="0" w:colLast="0" w:name="_75nuaaezsram" w:id="100"/>
-      <w:bookmarkEnd w:id="100"/>
+      <w:bookmarkStart w:colFirst="0" w:colLast="0" w:name="_75nuaaezsram" w:id="109"/>
+      <w:bookmarkEnd w:id="109"/>
       <w:r>
         <w:rPr>
           <w:rtl w:val="0"/>
@@ -34026,8 +34229,8 @@
         <w:pStyle w:val="Heading2"/>
         <w:rPr/>
       </w:pPr>
-      <w:bookmarkStart w:colFirst="0" w:colLast="0" w:name="_ccgw2q910re1" w:id="101"/>
-      <w:bookmarkEnd w:id="101"/>
+      <w:bookmarkStart w:colFirst="0" w:colLast="0" w:name="_ccgw2q910re1" w:id="110"/>
+      <w:bookmarkEnd w:id="110"/>
       <w:r>
         <w:rPr>
           <w:rtl w:val="0"/>
@@ -34039,8 +34242,8 @@
         <w:pStyle w:val="Heading2"/>
         <w:rPr/>
       </w:pPr>
-      <w:bookmarkStart w:colFirst="0" w:colLast="0" w:name="_ka48kevhnfsk" w:id="102"/>
-      <w:bookmarkEnd w:id="102"/>
+      <w:bookmarkStart w:colFirst="0" w:colLast="0" w:name="_ka48kevhnfsk" w:id="111"/>
+      <w:bookmarkEnd w:id="111"/>
       <w:r>
         <w:rPr>
           <w:rtl w:val="0"/>
@@ -34072,8 +34275,8 @@
         <w:pStyle w:val="Heading2"/>
         <w:rPr/>
       </w:pPr>
-      <w:bookmarkStart w:colFirst="0" w:colLast="0" w:name="_ogkxufovs0am" w:id="103"/>
-      <w:bookmarkEnd w:id="103"/>
+      <w:bookmarkStart w:colFirst="0" w:colLast="0" w:name="_ogkxufovs0am" w:id="112"/>
+      <w:bookmarkEnd w:id="112"/>
       <w:r>
         <w:rPr>
           <w:rtl w:val="0"/>
@@ -34085,8 +34288,8 @@
         <w:pStyle w:val="Heading2"/>
         <w:rPr/>
       </w:pPr>
-      <w:bookmarkStart w:colFirst="0" w:colLast="0" w:name="_p9bu04m9fq6p" w:id="104"/>
-      <w:bookmarkEnd w:id="104"/>
+      <w:bookmarkStart w:colFirst="0" w:colLast="0" w:name="_p9bu04m9fq6p" w:id="113"/>
+      <w:bookmarkEnd w:id="113"/>
       <w:r>
         <w:rPr>
           <w:rtl w:val="0"/>
@@ -34227,8 +34430,8 @@
         <w:pStyle w:val="Heading2"/>
         <w:rPr/>
       </w:pPr>
-      <w:bookmarkStart w:colFirst="0" w:colLast="0" w:name="_9o57gnl45ho0" w:id="105"/>
-      <w:bookmarkEnd w:id="105"/>
+      <w:bookmarkStart w:colFirst="0" w:colLast="0" w:name="_9o57gnl45ho0" w:id="114"/>
+      <w:bookmarkEnd w:id="114"/>
       <w:r>
         <w:rPr>
           <w:rtl w:val="0"/>
@@ -34240,8 +34443,8 @@
         <w:pStyle w:val="Heading2"/>
         <w:rPr/>
       </w:pPr>
-      <w:bookmarkStart w:colFirst="0" w:colLast="0" w:name="_wlp7006il136" w:id="106"/>
-      <w:bookmarkEnd w:id="106"/>
+      <w:bookmarkStart w:colFirst="0" w:colLast="0" w:name="_wlp7006il136" w:id="115"/>
+      <w:bookmarkEnd w:id="115"/>
       <w:r>
         <w:rPr>
           <w:rtl w:val="0"/>
@@ -34253,8 +34456,8 @@
         <w:pStyle w:val="Heading2"/>
         <w:rPr/>
       </w:pPr>
-      <w:bookmarkStart w:colFirst="0" w:colLast="0" w:name="_wkpfkf9ijob0" w:id="107"/>
-      <w:bookmarkEnd w:id="107"/>
+      <w:bookmarkStart w:colFirst="0" w:colLast="0" w:name="_wkpfkf9ijob0" w:id="116"/>
+      <w:bookmarkEnd w:id="116"/>
       <w:r>
         <w:rPr>
           <w:rtl w:val="0"/>
@@ -34266,8 +34469,8 @@
         <w:pStyle w:val="Heading2"/>
         <w:rPr/>
       </w:pPr>
-      <w:bookmarkStart w:colFirst="0" w:colLast="0" w:name="_2az2nxzb2mtf" w:id="108"/>
-      <w:bookmarkEnd w:id="108"/>
+      <w:bookmarkStart w:colFirst="0" w:colLast="0" w:name="_2az2nxzb2mtf" w:id="117"/>
+      <w:bookmarkEnd w:id="117"/>
       <w:r>
         <w:rPr>
           <w:rtl w:val="0"/>
@@ -34279,8 +34482,8 @@
         <w:pStyle w:val="Heading2"/>
         <w:rPr/>
       </w:pPr>
-      <w:bookmarkStart w:colFirst="0" w:colLast="0" w:name="_2nctqkuf6cts" w:id="109"/>
-      <w:bookmarkEnd w:id="109"/>
+      <w:bookmarkStart w:colFirst="0" w:colLast="0" w:name="_2nctqkuf6cts" w:id="118"/>
+      <w:bookmarkEnd w:id="118"/>
       <w:r>
         <w:rPr>
           <w:rtl w:val="0"/>
@@ -34292,8 +34495,8 @@
         <w:pStyle w:val="Heading2"/>
         <w:rPr/>
       </w:pPr>
-      <w:bookmarkStart w:colFirst="0" w:colLast="0" w:name="_qoa8o3hunaty" w:id="110"/>
-      <w:bookmarkEnd w:id="110"/>
+      <w:bookmarkStart w:colFirst="0" w:colLast="0" w:name="_qoa8o3hunaty" w:id="119"/>
+      <w:bookmarkEnd w:id="119"/>
       <w:r>
         <w:rPr>
           <w:rtl w:val="0"/>
@@ -34315,8 +34518,8 @@
         <w:pStyle w:val="Heading2"/>
         <w:rPr/>
       </w:pPr>
-      <w:bookmarkStart w:colFirst="0" w:colLast="0" w:name="_7eprj959ezl" w:id="111"/>
-      <w:bookmarkEnd w:id="111"/>
+      <w:bookmarkStart w:colFirst="0" w:colLast="0" w:name="_7eprj959ezl" w:id="120"/>
+      <w:bookmarkEnd w:id="120"/>
       <w:r>
         <w:rPr>
           <w:rtl w:val="0"/>
@@ -34384,12 +34587,12 @@
                 <wp:inline distB="114300" distT="114300" distL="114300" distR="114300">
                   <wp:extent cx="6522012" cy="3806289"/>
                   <wp:effectExtent b="0" l="0" r="0" t="0"/>
-                  <wp:docPr id="20" name="image17.png"/>
+                  <wp:docPr id="20" name="image14.png"/>
                   <a:graphic>
                     <a:graphicData uri="http://schemas.openxmlformats.org/drawingml/2006/picture">
                       <pic:pic>
                         <pic:nvPicPr>
-                          <pic:cNvPr id="0" name="image17.png"/>
+                          <pic:cNvPr id="0" name="image14.png"/>
                           <pic:cNvPicPr preferRelativeResize="0"/>
                         </pic:nvPicPr>
                         <pic:blipFill>
@@ -34437,8 +34640,8 @@
         <w:pStyle w:val="Heading2"/>
         <w:rPr/>
       </w:pPr>
-      <w:bookmarkStart w:colFirst="0" w:colLast="0" w:name="_mdh5dpofxtik" w:id="112"/>
-      <w:bookmarkEnd w:id="112"/>
+      <w:bookmarkStart w:colFirst="0" w:colLast="0" w:name="_mdh5dpofxtik" w:id="121"/>
+      <w:bookmarkEnd w:id="121"/>
       <w:r>
         <w:rPr>
           <w:rtl w:val="0"/>
@@ -34450,8 +34653,8 @@
         <w:pStyle w:val="Heading2"/>
         <w:rPr/>
       </w:pPr>
-      <w:bookmarkStart w:colFirst="0" w:colLast="0" w:name="_5hof9m2e6315" w:id="113"/>
-      <w:bookmarkEnd w:id="113"/>
+      <w:bookmarkStart w:colFirst="0" w:colLast="0" w:name="_5hof9m2e6315" w:id="122"/>
+      <w:bookmarkEnd w:id="122"/>
       <w:r>
         <w:rPr>
           <w:rtl w:val="0"/>
@@ -34463,8 +34666,8 @@
         <w:pStyle w:val="Heading2"/>
         <w:rPr/>
       </w:pPr>
-      <w:bookmarkStart w:colFirst="0" w:colLast="0" w:name="_ym1e9hjc2zcq" w:id="114"/>
-      <w:bookmarkEnd w:id="114"/>
+      <w:bookmarkStart w:colFirst="0" w:colLast="0" w:name="_ym1e9hjc2zcq" w:id="123"/>
+      <w:bookmarkEnd w:id="123"/>
       <w:r>
         <w:rPr>
           <w:rtl w:val="0"/>
@@ -34476,8 +34679,8 @@
         <w:pStyle w:val="Heading2"/>
         <w:rPr/>
       </w:pPr>
-      <w:bookmarkStart w:colFirst="0" w:colLast="0" w:name="_26yagwc5hb5u" w:id="115"/>
-      <w:bookmarkEnd w:id="115"/>
+      <w:bookmarkStart w:colFirst="0" w:colLast="0" w:name="_26yagwc5hb5u" w:id="124"/>
+      <w:bookmarkEnd w:id="124"/>
       <w:r>
         <w:rPr>
           <w:rtl w:val="0"/>
@@ -34489,8 +34692,8 @@
         <w:pStyle w:val="Heading2"/>
         <w:rPr/>
       </w:pPr>
-      <w:bookmarkStart w:colFirst="0" w:colLast="0" w:name="_6aay0uhvvoiu" w:id="116"/>
-      <w:bookmarkEnd w:id="116"/>
+      <w:bookmarkStart w:colFirst="0" w:colLast="0" w:name="_6aay0uhvvoiu" w:id="125"/>
+      <w:bookmarkEnd w:id="125"/>
       <w:r>
         <w:rPr>
           <w:rtl w:val="0"/>
@@ -34502,8 +34705,8 @@
         <w:pStyle w:val="Heading2"/>
         <w:rPr/>
       </w:pPr>
-      <w:bookmarkStart w:colFirst="0" w:colLast="0" w:name="_cshokry9wn7a" w:id="117"/>
-      <w:bookmarkEnd w:id="117"/>
+      <w:bookmarkStart w:colFirst="0" w:colLast="0" w:name="_cshokry9wn7a" w:id="126"/>
+      <w:bookmarkEnd w:id="126"/>
       <w:r>
         <w:rPr>
           <w:rtl w:val="0"/>
@@ -34515,8 +34718,8 @@
         <w:pStyle w:val="Heading2"/>
         <w:rPr/>
       </w:pPr>
-      <w:bookmarkStart w:colFirst="0" w:colLast="0" w:name="_q8dlay62acba" w:id="118"/>
-      <w:bookmarkEnd w:id="118"/>
+      <w:bookmarkStart w:colFirst="0" w:colLast="0" w:name="_q8dlay62acba" w:id="127"/>
+      <w:bookmarkEnd w:id="127"/>
       <w:r>
         <w:rPr>
           <w:rtl w:val="0"/>
@@ -34528,8 +34731,8 @@
         <w:pStyle w:val="Heading2"/>
         <w:rPr/>
       </w:pPr>
-      <w:bookmarkStart w:colFirst="0" w:colLast="0" w:name="_4lv6prxkma1k" w:id="119"/>
-      <w:bookmarkEnd w:id="119"/>
+      <w:bookmarkStart w:colFirst="0" w:colLast="0" w:name="_4lv6prxkma1k" w:id="128"/>
+      <w:bookmarkEnd w:id="128"/>
       <w:r>
         <w:rPr>
           <w:rtl w:val="0"/>
@@ -34541,8 +34744,18 @@
         <w:pStyle w:val="Heading2"/>
         <w:rPr/>
       </w:pPr>
-      <w:bookmarkStart w:colFirst="0" w:colLast="0" w:name="_5yp6adwdhfm" w:id="120"/>
-      <w:bookmarkEnd w:id="120"/>
+      <w:bookmarkStart w:colFirst="0" w:colLast="0" w:name="_nwccifrxawtu" w:id="129"/>
+      <w:bookmarkEnd w:id="129"/>
+      <w:r>
+        <w:rPr>
+          <w:rtl w:val="0"/>
+        </w:rPr>
+      </w:r>
+    </w:p>
+    <w:p>
+      <w:pPr>
+        <w:rPr/>
+      </w:pPr>
       <w:r>
         <w:rPr>
           <w:rtl w:val="0"/>
@@ -34554,8 +34767,8 @@
         <w:pStyle w:val="Heading2"/>
         <w:rPr/>
       </w:pPr>
-      <w:bookmarkStart w:colFirst="0" w:colLast="0" w:name="_jpkzoc864zvx" w:id="121"/>
-      <w:bookmarkEnd w:id="121"/>
+      <w:bookmarkStart w:colFirst="0" w:colLast="0" w:name="_jpkzoc864zvx" w:id="130"/>
+      <w:bookmarkEnd w:id="130"/>
       <w:r>
         <w:rPr>
           <w:rtl w:val="0"/>
@@ -34567,8 +34780,8 @@
         <w:pStyle w:val="Heading2"/>
         <w:rPr/>
       </w:pPr>
-      <w:bookmarkStart w:colFirst="0" w:colLast="0" w:name="_5bkjpkk8tx4x" w:id="122"/>
-      <w:bookmarkEnd w:id="122"/>
+      <w:bookmarkStart w:colFirst="0" w:colLast="0" w:name="_5bkjpkk8tx4x" w:id="131"/>
+      <w:bookmarkEnd w:id="131"/>
       <w:r>
         <w:rPr>
           <w:rtl w:val="0"/>
@@ -34644,14 +34857,14 @@
               <w:rPr/>
               <w:drawing>
                 <wp:inline distB="114300" distT="114300" distL="114300" distR="114300">
-                  <wp:extent cx="4167188" cy="6680019"/>
+                  <wp:extent cx="4533900" cy="5420677"/>
                   <wp:effectExtent b="0" l="0" r="0" t="0"/>
-                  <wp:docPr id="1" name="image7.png"/>
+                  <wp:docPr id="1" name="image6.png"/>
                   <a:graphic>
                     <a:graphicData uri="http://schemas.openxmlformats.org/drawingml/2006/picture">
                       <pic:pic>
                         <pic:nvPicPr>
-                          <pic:cNvPr id="0" name="image7.png"/>
+                          <pic:cNvPr id="0" name="image6.png"/>
                           <pic:cNvPicPr preferRelativeResize="0"/>
                         </pic:nvPicPr>
                         <pic:blipFill>
@@ -34664,7 +34877,7 @@
                         <pic:spPr>
                           <a:xfrm>
                             <a:off x="0" y="0"/>
-                            <a:ext cx="4167188" cy="6680019"/>
+                            <a:ext cx="4533900" cy="5420677"/>
                           </a:xfrm>
                           <a:prstGeom prst="rect"/>
                           <a:ln/>
@@ -34709,8 +34922,21 @@
         <w:pStyle w:val="Heading2"/>
         <w:rPr/>
       </w:pPr>
-      <w:bookmarkStart w:colFirst="0" w:colLast="0" w:name="_5eta5jpat6l2" w:id="123"/>
-      <w:bookmarkEnd w:id="123"/>
+      <w:bookmarkStart w:colFirst="0" w:colLast="0" w:name="_5v1d8vy4wdm9" w:id="132"/>
+      <w:bookmarkEnd w:id="132"/>
+      <w:r>
+        <w:rPr>
+          <w:rtl w:val="0"/>
+        </w:rPr>
+      </w:r>
+    </w:p>
+    <w:p>
+      <w:pPr>
+        <w:pStyle w:val="Heading2"/>
+        <w:rPr/>
+      </w:pPr>
+      <w:bookmarkStart w:colFirst="0" w:colLast="0" w:name="_5eta5jpat6l2" w:id="133"/>
+      <w:bookmarkEnd w:id="133"/>
       <w:r>
         <w:rPr>
           <w:rtl w:val="0"/>
@@ -34793,12 +35019,12 @@
                 <wp:inline distB="114300" distT="114300" distL="114300" distR="114300">
                   <wp:extent cx="5810250" cy="3911600"/>
                   <wp:effectExtent b="0" l="0" r="0" t="0"/>
-                  <wp:docPr id="21" name="image21.png"/>
+                  <wp:docPr id="21" name="image23.png"/>
                   <a:graphic>
                     <a:graphicData uri="http://schemas.openxmlformats.org/drawingml/2006/picture">
                       <pic:pic>
                         <pic:nvPicPr>
-                          <pic:cNvPr id="0" name="image21.png"/>
+                          <pic:cNvPr id="0" name="image23.png"/>
                           <pic:cNvPicPr preferRelativeResize="0"/>
                         </pic:nvPicPr>
                         <pic:blipFill>
@@ -34856,8 +35082,8 @@
         <w:pStyle w:val="Heading2"/>
         <w:rPr/>
       </w:pPr>
-      <w:bookmarkStart w:colFirst="0" w:colLast="0" w:name="_jci1rxno84os" w:id="124"/>
-      <w:bookmarkEnd w:id="124"/>
+      <w:bookmarkStart w:colFirst="0" w:colLast="0" w:name="_jci1rxno84os" w:id="134"/>
+      <w:bookmarkEnd w:id="134"/>
       <w:r>
         <w:rPr>
           <w:rtl w:val="0"/>
@@ -34869,8 +35095,106 @@
         <w:pStyle w:val="Heading2"/>
         <w:rPr/>
       </w:pPr>
-      <w:bookmarkStart w:colFirst="0" w:colLast="0" w:name="_hjniisgaglqo" w:id="125"/>
-      <w:bookmarkEnd w:id="125"/>
+      <w:bookmarkStart w:colFirst="0" w:colLast="0" w:name="_v0ue43q0k0mf" w:id="135"/>
+      <w:bookmarkEnd w:id="135"/>
+      <w:r>
+        <w:rPr>
+          <w:rtl w:val="0"/>
+        </w:rPr>
+      </w:r>
+    </w:p>
+    <w:p>
+      <w:pPr>
+        <w:pStyle w:val="Heading2"/>
+        <w:rPr/>
+      </w:pPr>
+      <w:bookmarkStart w:colFirst="0" w:colLast="0" w:name="_c0r0llh5u493" w:id="136"/>
+      <w:bookmarkEnd w:id="136"/>
+      <w:r>
+        <w:rPr>
+          <w:rtl w:val="0"/>
+        </w:rPr>
+      </w:r>
+    </w:p>
+    <w:p>
+      <w:pPr>
+        <w:pStyle w:val="Heading2"/>
+        <w:rPr/>
+      </w:pPr>
+      <w:bookmarkStart w:colFirst="0" w:colLast="0" w:name="_bclf9jn06e6g" w:id="137"/>
+      <w:bookmarkEnd w:id="137"/>
+      <w:r>
+        <w:rPr>
+          <w:rtl w:val="0"/>
+        </w:rPr>
+      </w:r>
+    </w:p>
+    <w:p>
+      <w:pPr>
+        <w:pStyle w:val="Heading2"/>
+        <w:rPr/>
+      </w:pPr>
+      <w:bookmarkStart w:colFirst="0" w:colLast="0" w:name="_j0xdhimsok2p" w:id="138"/>
+      <w:bookmarkEnd w:id="138"/>
+      <w:r>
+        <w:rPr>
+          <w:rtl w:val="0"/>
+        </w:rPr>
+      </w:r>
+    </w:p>
+    <w:p>
+      <w:pPr>
+        <w:pStyle w:val="Heading2"/>
+        <w:rPr/>
+      </w:pPr>
+      <w:bookmarkStart w:colFirst="0" w:colLast="0" w:name="_u89z9yzi4bkc" w:id="139"/>
+      <w:bookmarkEnd w:id="139"/>
+      <w:r>
+        <w:rPr>
+          <w:rtl w:val="0"/>
+        </w:rPr>
+      </w:r>
+    </w:p>
+    <w:p>
+      <w:pPr>
+        <w:rPr/>
+      </w:pPr>
+      <w:r>
+        <w:rPr>
+          <w:rtl w:val="0"/>
+        </w:rPr>
+      </w:r>
+    </w:p>
+    <w:p>
+      <w:pPr>
+        <w:rPr/>
+      </w:pPr>
+      <w:r>
+        <w:rPr>
+          <w:rtl w:val="0"/>
+        </w:rPr>
+      </w:r>
+    </w:p>
+    <w:p>
+      <w:pPr>
+        <w:pStyle w:val="Heading2"/>
+        <w:rPr/>
+      </w:pPr>
+      <w:bookmarkStart w:colFirst="0" w:colLast="0" w:name="_nzz9cthhpr3w" w:id="140"/>
+      <w:bookmarkEnd w:id="140"/>
+      <w:r>
+        <w:rPr>
+          <w:rtl w:val="0"/>
+        </w:rPr>
+      </w:r>
+    </w:p>
+    <w:p>
+      <w:pPr>
+        <w:pStyle w:val="Heading2"/>
+        <w:rPr/>
+      </w:pPr>
+      <w:bookmarkStart w:colFirst="0" w:colLast="0" w:name="_hjniisgaglqo" w:id="141"/>
+      <w:bookmarkEnd w:id="141"/>
       <w:r>
         <w:rPr>
           <w:rtl w:val="0"/>
@@ -34938,12 +35262,12 @@
                 <wp:inline distB="114300" distT="114300" distL="114300" distR="114300">
                   <wp:extent cx="5810250" cy="3606800"/>
                   <wp:effectExtent b="0" l="0" r="0" t="0"/>
-                  <wp:docPr id="17" name="image23.png"/>
+                  <wp:docPr id="17" name="image18.png"/>
                   <a:graphic>
                     <a:graphicData uri="http://schemas.openxmlformats.org/drawingml/2006/picture">
                       <pic:pic>
                         <pic:nvPicPr>
-                          <pic:cNvPr id="0" name="image23.png"/>
+                          <pic:cNvPr id="0" name="image18.png"/>
                           <pic:cNvPicPr preferRelativeResize="0"/>
                         </pic:nvPicPr>
                         <pic:blipFill>
@@ -35038,11 +35362,91 @@
     </w:p>
     <w:p>
       <w:pPr>
+        <w:rPr/>
+      </w:pPr>
+      <w:r>
+        <w:rPr>
+          <w:rtl w:val="0"/>
+        </w:rPr>
+      </w:r>
+    </w:p>
+    <w:p>
+      <w:pPr>
+        <w:rPr/>
+      </w:pPr>
+      <w:r>
+        <w:rPr>
+          <w:rtl w:val="0"/>
+        </w:rPr>
+      </w:r>
+    </w:p>
+    <w:p>
+      <w:pPr>
+        <w:rPr/>
+      </w:pPr>
+      <w:r>
+        <w:rPr>
+          <w:rtl w:val="0"/>
+        </w:rPr>
+      </w:r>
+    </w:p>
+    <w:p>
+      <w:pPr>
+        <w:rPr/>
+      </w:pPr>
+      <w:r>
+        <w:rPr>
+          <w:rtl w:val="0"/>
+        </w:rPr>
+      </w:r>
+    </w:p>
+    <w:p>
+      <w:pPr>
+        <w:rPr/>
+      </w:pPr>
+      <w:r>
+        <w:rPr>
+          <w:rtl w:val="0"/>
+        </w:rPr>
+      </w:r>
+    </w:p>
+    <w:p>
+      <w:pPr>
+        <w:rPr/>
+      </w:pPr>
+      <w:r>
+        <w:rPr>
+          <w:rtl w:val="0"/>
+        </w:rPr>
+      </w:r>
+    </w:p>
+    <w:p>
+      <w:pPr>
+        <w:rPr/>
+      </w:pPr>
+      <w:r>
+        <w:rPr>
+          <w:rtl w:val="0"/>
+        </w:rPr>
+      </w:r>
+    </w:p>
+    <w:p>
+      <w:pPr>
+        <w:rPr/>
+      </w:pPr>
+      <w:r>
+        <w:rPr>
+          <w:rtl w:val="0"/>
+        </w:rPr>
+      </w:r>
+    </w:p>
+    <w:p>
+      <w:pPr>
         <w:pStyle w:val="Heading2"/>
         <w:rPr/>
       </w:pPr>
-      <w:bookmarkStart w:colFirst="0" w:colLast="0" w:name="_qvrqag6lhui4" w:id="126"/>
-      <w:bookmarkEnd w:id="126"/>
+      <w:bookmarkStart w:colFirst="0" w:colLast="0" w:name="_qvrqag6lhui4" w:id="142"/>
+      <w:bookmarkEnd w:id="142"/>
       <w:r>
         <w:rPr>
           <w:rtl w:val="0"/>
@@ -35110,12 +35514,12 @@
                 <wp:inline distB="114300" distT="114300" distL="114300" distR="114300">
                   <wp:extent cx="5810250" cy="4305300"/>
                   <wp:effectExtent b="0" l="0" r="0" t="0"/>
-                  <wp:docPr id="11" name="image16.png"/>
+                  <wp:docPr id="11" name="image21.png"/>
                   <a:graphic>
                     <a:graphicData uri="http://schemas.openxmlformats.org/drawingml/2006/picture">
                       <pic:pic>
                         <pic:nvPicPr>
-                          <pic:cNvPr id="0" name="image16.png"/>
+                          <pic:cNvPr id="0" name="image21.png"/>
                           <pic:cNvPicPr preferRelativeResize="0"/>
                         </pic:nvPicPr>
                         <pic:blipFill>
@@ -35183,8 +35587,8 @@
         <w:pStyle w:val="Heading2"/>
         <w:rPr/>
       </w:pPr>
-      <w:bookmarkStart w:colFirst="0" w:colLast="0" w:name="_lzuk792sifvq" w:id="127"/>
-      <w:bookmarkEnd w:id="127"/>
+      <w:bookmarkStart w:colFirst="0" w:colLast="0" w:name="_lzuk792sifvq" w:id="143"/>
+      <w:bookmarkEnd w:id="143"/>
       <w:r>
         <w:rPr>
           <w:rtl w:val="0"/>
@@ -35197,8 +35601,8 @@
         <w:pStyle w:val="Heading2"/>
         <w:rPr/>
       </w:pPr>
-      <w:bookmarkStart w:colFirst="0" w:colLast="0" w:name="_kludumetif2j" w:id="128"/>
-      <w:bookmarkEnd w:id="128"/>
+      <w:bookmarkStart w:colFirst="0" w:colLast="0" w:name="_kludumetif2j" w:id="144"/>
+      <w:bookmarkEnd w:id="144"/>
       <w:r>
         <w:rPr>
           <w:rtl w:val="0"/>
@@ -35302,8 +35706,8 @@
         <w:pStyle w:val="Heading2"/>
         <w:rPr/>
       </w:pPr>
-      <w:bookmarkStart w:colFirst="0" w:colLast="0" w:name="_njbmibtkxu1m" w:id="129"/>
-      <w:bookmarkEnd w:id="129"/>
+      <w:bookmarkStart w:colFirst="0" w:colLast="0" w:name="_njbmibtkxu1m" w:id="145"/>
+      <w:bookmarkEnd w:id="145"/>
       <w:r>
         <w:rPr>
           <w:rtl w:val="0"/>
@@ -35315,13 +35719,12 @@
         <w:pStyle w:val="Heading2"/>
         <w:rPr/>
       </w:pPr>
-      <w:bookmarkStart w:colFirst="0" w:colLast="0" w:name="_pf72iqjdtzn4" w:id="130"/>
-      <w:bookmarkEnd w:id="130"/>
-      <w:r>
-        <w:rPr>
-          <w:rtl w:val="0"/>
-        </w:rPr>
-        <w:br w:type="textWrapping"/>
+      <w:bookmarkStart w:colFirst="0" w:colLast="0" w:name="_tsye1qhymak" w:id="146"/>
+      <w:bookmarkEnd w:id="146"/>
+      <w:r>
+        <w:rPr>
+          <w:rtl w:val="0"/>
+        </w:rPr>
       </w:r>
     </w:p>
     <w:p>
@@ -35339,8 +35742,67 @@
         <w:pStyle w:val="Heading2"/>
         <w:rPr/>
       </w:pPr>
-      <w:bookmarkStart w:colFirst="0" w:colLast="0" w:name="_ymmri8ydoe26" w:id="131"/>
-      <w:bookmarkEnd w:id="131"/>
+      <w:bookmarkStart w:colFirst="0" w:colLast="0" w:name="_c86mpphvvrxz" w:id="147"/>
+      <w:bookmarkEnd w:id="147"/>
+      <w:r>
+        <w:rPr>
+          <w:rtl w:val="0"/>
+        </w:rPr>
+      </w:r>
+    </w:p>
+    <w:p>
+      <w:pPr>
+        <w:rPr/>
+      </w:pPr>
+      <w:r>
+        <w:rPr>
+          <w:rtl w:val="0"/>
+        </w:rPr>
+      </w:r>
+    </w:p>
+    <w:p>
+      <w:pPr>
+        <w:rPr/>
+      </w:pPr>
+      <w:r>
+        <w:rPr>
+          <w:rtl w:val="0"/>
+        </w:rPr>
+      </w:r>
+    </w:p>
+    <w:p>
+      <w:pPr>
+        <w:pStyle w:val="Heading2"/>
+        <w:rPr/>
+      </w:pPr>
+      <w:bookmarkStart w:colFirst="0" w:colLast="0" w:name="_o9zfmoff3u1q" w:id="148"/>
+      <w:bookmarkEnd w:id="148"/>
+      <w:r>
+        <w:rPr>
+          <w:rtl w:val="0"/>
+        </w:rPr>
+      </w:r>
+    </w:p>
+    <w:p>
+      <w:pPr>
+        <w:pStyle w:val="Heading2"/>
+        <w:rPr/>
+      </w:pPr>
+      <w:bookmarkStart w:colFirst="0" w:colLast="0" w:name="_xpfxs831aqg7" w:id="149"/>
+      <w:bookmarkEnd w:id="149"/>
+      <w:r>
+        <w:rPr>
+          <w:rtl w:val="0"/>
+        </w:rPr>
+      </w:r>
+    </w:p>
+    <w:p>
+      <w:pPr>
+        <w:pStyle w:val="Heading2"/>
+        <w:rPr/>
+      </w:pPr>
+      <w:bookmarkStart w:colFirst="0" w:colLast="0" w:name="_ymmri8ydoe26" w:id="150"/>
+      <w:bookmarkEnd w:id="150"/>
       <w:r>
         <w:rPr>
           <w:rtl w:val="0"/>
@@ -35353,31 +35815,8 @@
         <w:pStyle w:val="Heading2"/>
         <w:rPr/>
       </w:pPr>
-      <w:bookmarkStart w:colFirst="0" w:colLast="0" w:name="_69mimw3djky5" w:id="132"/>
-      <w:bookmarkEnd w:id="132"/>
-      <w:r>
-        <w:rPr>
-          <w:rtl w:val="0"/>
-        </w:rPr>
-      </w:r>
-    </w:p>
-    <w:p>
-      <w:pPr>
-        <w:pStyle w:val="Heading2"/>
-        <w:rPr/>
-      </w:pPr>
-      <w:bookmarkStart w:colFirst="0" w:colLast="0" w:name="_9a313b5fxmp7" w:id="133"/>
-      <w:bookmarkEnd w:id="133"/>
-      <w:r>
-        <w:rPr>
-          <w:rtl w:val="0"/>
-        </w:rPr>
-      </w:r>
-    </w:p>
-    <w:p>
-      <w:pPr>
-        <w:rPr/>
-      </w:pPr>
+      <w:bookmarkStart w:colFirst="0" w:colLast="0" w:name="_69mimw3djky5" w:id="151"/>
+      <w:bookmarkEnd w:id="151"/>
       <w:r>
         <w:rPr>
           <w:rtl w:val="0"/>
@@ -35444,12 +35883,12 @@
                 <wp:inline distB="114300" distT="114300" distL="114300" distR="114300">
                   <wp:extent cx="5810250" cy="5969000"/>
                   <wp:effectExtent b="0" l="0" r="0" t="0"/>
-                  <wp:docPr id="6" name="image18.png"/>
+                  <wp:docPr id="6" name="image17.png"/>
                   <a:graphic>
                     <a:graphicData uri="http://schemas.openxmlformats.org/drawingml/2006/picture">
                       <pic:pic>
                         <pic:nvPicPr>
-                          <pic:cNvPr id="0" name="image18.png"/>
+                          <pic:cNvPr id="0" name="image17.png"/>
                           <pic:cNvPicPr preferRelativeResize="0"/>
                         </pic:nvPicPr>
                         <pic:blipFill>
@@ -35524,41 +35963,11 @@
     </w:p>
     <w:p>
       <w:pPr>
-        <w:rPr/>
-      </w:pPr>
-      <w:r>
-        <w:rPr>
-          <w:rtl w:val="0"/>
-        </w:rPr>
-      </w:r>
-    </w:p>
-    <w:p>
-      <w:pPr>
-        <w:rPr/>
-      </w:pPr>
-      <w:r>
-        <w:rPr>
-          <w:rtl w:val="0"/>
-        </w:rPr>
-      </w:r>
-    </w:p>
-    <w:p>
-      <w:pPr>
-        <w:rPr/>
-      </w:pPr>
-      <w:r>
-        <w:rPr>
-          <w:rtl w:val="0"/>
-        </w:rPr>
-      </w:r>
-    </w:p>
-    <w:p>
-      <w:pPr>
         <w:pStyle w:val="Heading2"/>
         <w:rPr/>
       </w:pPr>
-      <w:bookmarkStart w:colFirst="0" w:colLast="0" w:name="_86je1f9vjao4" w:id="134"/>
-      <w:bookmarkEnd w:id="134"/>
+      <w:bookmarkStart w:colFirst="0" w:colLast="0" w:name="_86je1f9vjao4" w:id="152"/>
+      <w:bookmarkEnd w:id="152"/>
       <w:r>
         <w:rPr>
           <w:rtl w:val="0"/>
@@ -35639,14 +36048,14 @@
               <w:rPr/>
               <w:drawing>
                 <wp:inline distB="114300" distT="114300" distL="114300" distR="114300">
-                  <wp:extent cx="5810250" cy="8534400"/>
+                  <wp:extent cx="5810250" cy="6062871"/>
                   <wp:effectExtent b="0" l="0" r="0" t="0"/>
-                  <wp:docPr id="23" name="image12.png"/>
+                  <wp:docPr id="23" name="image15.png"/>
                   <a:graphic>
                     <a:graphicData uri="http://schemas.openxmlformats.org/drawingml/2006/picture">
                       <pic:pic>
                         <pic:nvPicPr>
-                          <pic:cNvPr id="0" name="image12.png"/>
+                          <pic:cNvPr id="0" name="image15.png"/>
                           <pic:cNvPicPr preferRelativeResize="0"/>
                         </pic:nvPicPr>
                         <pic:blipFill>
@@ -35659,7 +36068,7 @@
                         <pic:spPr>
                           <a:xfrm>
                             <a:off x="0" y="0"/>
-                            <a:ext cx="5810250" cy="8534400"/>
+                            <a:ext cx="5810250" cy="6062871"/>
                           </a:xfrm>
                           <a:prstGeom prst="rect"/>
                           <a:ln/>
@@ -35710,22 +36119,79 @@
           <w:szCs w:val="32"/>
         </w:rPr>
       </w:pPr>
-      <w:bookmarkStart w:colFirst="0" w:colLast="0" w:name="_8rmmu7348zul" w:id="135"/>
-      <w:bookmarkEnd w:id="135"/>
-      <w:r>
+      <w:bookmarkStart w:colFirst="0" w:colLast="0" w:name="_8p27u9u9y0as" w:id="153"/>
+      <w:bookmarkEnd w:id="153"/>
+      <w:r>
+        <w:rPr>
+          <w:rtl w:val="0"/>
+        </w:rPr>
+      </w:r>
+    </w:p>
+    <w:p>
+      <w:pPr>
+        <w:pStyle w:val="Heading1"/>
+        <w:ind w:left="0" w:firstLine="0"/>
+        <w:jc w:val="left"/>
         <w:rPr>
           <w:rFonts w:ascii="Calibri" w:cs="Calibri" w:eastAsia="Calibri" w:hAnsi="Calibri"/>
           <w:sz w:val="32"/>
           <w:szCs w:val="32"/>
-          <w:rtl w:val="0"/>
-        </w:rPr>
-        <w:t xml:space="preserve">6.  </w:t>
-      </w:r>
-      <w:r>
+        </w:rPr>
+      </w:pPr>
+      <w:bookmarkStart w:colFirst="0" w:colLast="0" w:name="_6hthypdyds60" w:id="154"/>
+      <w:bookmarkEnd w:id="154"/>
+      <w:r>
+        <w:rPr>
+          <w:rtl w:val="0"/>
+        </w:rPr>
+      </w:r>
+    </w:p>
+    <w:p>
+      <w:pPr>
+        <w:pStyle w:val="Heading1"/>
+        <w:ind w:left="0" w:firstLine="0"/>
+        <w:jc w:val="left"/>
         <w:rPr>
           <w:rFonts w:ascii="Calibri" w:cs="Calibri" w:eastAsia="Calibri" w:hAnsi="Calibri"/>
           <w:sz w:val="32"/>
           <w:szCs w:val="32"/>
+        </w:rPr>
+      </w:pPr>
+      <w:bookmarkStart w:colFirst="0" w:colLast="0" w:name="_w801g9hwyarl" w:id="155"/>
+      <w:bookmarkEnd w:id="155"/>
+      <w:r>
+        <w:rPr>
+          <w:rtl w:val="0"/>
+        </w:rPr>
+      </w:r>
+    </w:p>
+    <w:p>
+      <w:pPr>
+        <w:pStyle w:val="Heading1"/>
+        <w:ind w:left="0" w:firstLine="0"/>
+        <w:jc w:val="left"/>
+        <w:rPr>
+          <w:rFonts w:ascii="Calibri" w:cs="Calibri" w:eastAsia="Calibri" w:hAnsi="Calibri"/>
+          <w:sz w:val="32"/>
+          <w:szCs w:val="32"/>
+        </w:rPr>
+      </w:pPr>
+      <w:bookmarkStart w:colFirst="0" w:colLast="0" w:name="_8rmmu7348zul" w:id="156"/>
+      <w:bookmarkEnd w:id="156"/>
+      <w:r>
+        <w:rPr>
+          <w:rFonts w:ascii="Calibri" w:cs="Calibri" w:eastAsia="Calibri" w:hAnsi="Calibri"/>
+          <w:sz w:val="32"/>
+          <w:szCs w:val="32"/>
+          <w:rtl w:val="0"/>
+        </w:rPr>
+        <w:t xml:space="preserve">6.  </w:t>
+      </w:r>
+      <w:r>
+        <w:rPr>
+          <w:rFonts w:ascii="Calibri" w:cs="Calibri" w:eastAsia="Calibri" w:hAnsi="Calibri"/>
+          <w:sz w:val="32"/>
+          <w:szCs w:val="32"/>
           <w:rtl w:val="0"/>
         </w:rPr>
         <w:t xml:space="preserve"> State Diagrams</w:t>
@@ -35746,8 +36212,8 @@
         <w:pStyle w:val="Heading2"/>
         <w:rPr/>
       </w:pPr>
-      <w:bookmarkStart w:colFirst="0" w:colLast="0" w:name="_8ebytrujawk" w:id="136"/>
-      <w:bookmarkEnd w:id="136"/>
+      <w:bookmarkStart w:colFirst="0" w:colLast="0" w:name="_8ebytrujawk" w:id="157"/>
+      <w:bookmarkEnd w:id="157"/>
       <w:r>
         <w:rPr>
           <w:rtl w:val="0"/>
@@ -35794,8 +36260,8 @@
           <w:szCs w:val="26"/>
         </w:rPr>
       </w:pPr>
-      <w:bookmarkStart w:colFirst="0" w:colLast="0" w:name="_1wkr4d7auhgx" w:id="137"/>
-      <w:bookmarkEnd w:id="137"/>
+      <w:bookmarkStart w:colFirst="0" w:colLast="0" w:name="_1wkr4d7auhgx" w:id="158"/>
+      <w:bookmarkEnd w:id="158"/>
       <w:r>
         <w:rPr>
           <w:sz w:val="26"/>
@@ -36109,8 +36575,8 @@
           <w:szCs w:val="26"/>
         </w:rPr>
       </w:pPr>
-      <w:bookmarkStart w:colFirst="0" w:colLast="0" w:name="_oyr2ckajkr6r" w:id="138"/>
-      <w:bookmarkEnd w:id="138"/>
+      <w:bookmarkStart w:colFirst="0" w:colLast="0" w:name="_oyr2ckajkr6r" w:id="159"/>
+      <w:bookmarkEnd w:id="159"/>
       <w:r>
         <w:rPr>
           <w:sz w:val="26"/>
@@ -36360,8 +36826,8 @@
           <w:szCs w:val="26"/>
         </w:rPr>
       </w:pPr>
-      <w:bookmarkStart w:colFirst="0" w:colLast="0" w:name="_f9pgs3rtbqz6" w:id="139"/>
-      <w:bookmarkEnd w:id="139"/>
+      <w:bookmarkStart w:colFirst="0" w:colLast="0" w:name="_f9pgs3rtbqz6" w:id="160"/>
+      <w:bookmarkEnd w:id="160"/>
       <w:r>
         <w:rPr>
           <w:sz w:val="26"/>
@@ -36629,8 +37095,50 @@
         <w:ind w:left="0" w:firstLine="0"/>
         <w:rPr/>
       </w:pPr>
-      <w:bookmarkStart w:colFirst="0" w:colLast="0" w:name="_imd8k63mlb45" w:id="140"/>
-      <w:bookmarkEnd w:id="140"/>
+      <w:bookmarkStart w:colFirst="0" w:colLast="0" w:name="_syvtvyr3yxe" w:id="161"/>
+      <w:bookmarkEnd w:id="161"/>
+      <w:r>
+        <w:rPr>
+          <w:rtl w:val="0"/>
+        </w:rPr>
+      </w:r>
+    </w:p>
+    <w:p>
+      <w:pPr>
+        <w:pStyle w:val="Heading2"/>
+        <w:ind w:left="0" w:firstLine="0"/>
+        <w:rPr/>
+      </w:pPr>
+      <w:bookmarkStart w:colFirst="0" w:colLast="0" w:name="_bg1hliaz1eyh" w:id="162"/>
+      <w:bookmarkEnd w:id="162"/>
+      <w:r>
+        <w:rPr>
+          <w:rtl w:val="0"/>
+        </w:rPr>
+      </w:r>
+    </w:p>
+    <w:p>
+      <w:pPr>
+        <w:pStyle w:val="Heading2"/>
+        <w:ind w:left="0" w:firstLine="0"/>
+        <w:rPr/>
+      </w:pPr>
+      <w:bookmarkStart w:colFirst="0" w:colLast="0" w:name="_9xlz8hucr96l" w:id="163"/>
+      <w:bookmarkEnd w:id="163"/>
+      <w:r>
+        <w:rPr>
+          <w:rtl w:val="0"/>
+        </w:rPr>
+      </w:r>
+    </w:p>
+    <w:p>
+      <w:pPr>
+        <w:pStyle w:val="Heading2"/>
+        <w:ind w:left="0" w:firstLine="0"/>
+        <w:rPr/>
+      </w:pPr>
+      <w:bookmarkStart w:colFirst="0" w:colLast="0" w:name="_imd8k63mlb45" w:id="164"/>
+      <w:bookmarkEnd w:id="164"/>
       <w:r>
         <w:rPr>
           <w:rtl w:val="0"/>
@@ -36798,27 +37306,6 @@
         <w:rPr/>
       </w:pPr>
       <w:r>
-        <w:rPr>
-          <w:rtl w:val="0"/>
-        </w:rPr>
-      </w:r>
-    </w:p>
-    <w:p>
-      <w:pPr>
-        <w:rPr/>
-      </w:pPr>
-      <w:r>
-        <w:rPr>
-          <w:rtl w:val="0"/>
-        </w:rPr>
-        <w:t xml:space="preserve">…..</w:t>
-      </w:r>
-    </w:p>
-    <w:p>
-      <w:pPr>
-        <w:rPr/>
-      </w:pPr>
-      <w:r>
         <w:br w:type="page"/>
       </w:r>
       <w:r>
@@ -36838,8 +37325,8 @@
           <w:szCs w:val="32"/>
         </w:rPr>
       </w:pPr>
-      <w:bookmarkStart w:colFirst="0" w:colLast="0" w:name="_m4m6c4wed9cs" w:id="141"/>
-      <w:bookmarkEnd w:id="141"/>
+      <w:bookmarkStart w:colFirst="0" w:colLast="0" w:name="_m4m6c4wed9cs" w:id="165"/>
+      <w:bookmarkEnd w:id="165"/>
       <w:r>
         <w:rPr>
           <w:rFonts w:ascii="Calibri" w:cs="Calibri" w:eastAsia="Calibri" w:hAnsi="Calibri"/>
@@ -36917,8 +37404,8 @@
           <w:szCs w:val="32"/>
         </w:rPr>
       </w:pPr>
-      <w:bookmarkStart w:colFirst="0" w:colLast="0" w:name="_mzc4k8eb8szt" w:id="142"/>
-      <w:bookmarkEnd w:id="142"/>
+      <w:bookmarkStart w:colFirst="0" w:colLast="0" w:name="_mzc4k8eb8szt" w:id="166"/>
+      <w:bookmarkEnd w:id="166"/>
       <w:r>
         <w:rPr>
           <w:rFonts w:ascii="Calibri" w:cs="Calibri" w:eastAsia="Calibri" w:hAnsi="Calibri"/>
@@ -37000,8 +37487,8 @@
                 <w:b w:val="1"/>
               </w:rPr>
             </w:pPr>
-            <w:bookmarkStart w:colFirst="0" w:colLast="0" w:name="_6jzm283h0jub" w:id="143"/>
-            <w:bookmarkEnd w:id="143"/>
+            <w:bookmarkStart w:colFirst="0" w:colLast="0" w:name="_6jzm283h0jub" w:id="167"/>
+            <w:bookmarkEnd w:id="167"/>
             <w:r>
               <w:rPr>
                 <w:b w:val="1"/>
@@ -37292,8 +37779,8 @@
           <w:szCs w:val="32"/>
         </w:rPr>
       </w:pPr>
-      <w:bookmarkStart w:colFirst="0" w:colLast="0" w:name="_1qxso7m7rboi" w:id="144"/>
-      <w:bookmarkEnd w:id="144"/>
+      <w:bookmarkStart w:colFirst="0" w:colLast="0" w:name="_1qxso7m7rboi" w:id="168"/>
+      <w:bookmarkEnd w:id="168"/>
       <w:r>
         <w:rPr>
           <w:rFonts w:ascii="Calibri" w:cs="Calibri" w:eastAsia="Calibri" w:hAnsi="Calibri"/>
@@ -37882,8 +38369,8 @@
         <w:jc w:val="left"/>
         <w:rPr/>
       </w:pPr>
-      <w:bookmarkStart w:colFirst="0" w:colLast="0" w:name="_aejruk7du2q" w:id="145"/>
-      <w:bookmarkEnd w:id="145"/>
+      <w:bookmarkStart w:colFirst="0" w:colLast="0" w:name="_aejruk7du2q" w:id="169"/>
+      <w:bookmarkEnd w:id="169"/>
       <w:r>
         <w:rPr>
           <w:rtl w:val="0"/>
@@ -37897,8 +38384,8 @@
         <w:jc w:val="left"/>
         <w:rPr/>
       </w:pPr>
-      <w:bookmarkStart w:colFirst="0" w:colLast="0" w:name="_e7iqf1umx7im" w:id="146"/>
-      <w:bookmarkEnd w:id="146"/>
+      <w:bookmarkStart w:colFirst="0" w:colLast="0" w:name="_e7iqf1umx7im" w:id="170"/>
+      <w:bookmarkEnd w:id="170"/>
       <w:r>
         <w:rPr>
           <w:rtl w:val="0"/>
@@ -37912,8 +38399,8 @@
         <w:jc w:val="left"/>
         <w:rPr/>
       </w:pPr>
-      <w:bookmarkStart w:colFirst="0" w:colLast="0" w:name="_4dq865mzcl5f" w:id="147"/>
-      <w:bookmarkEnd w:id="147"/>
+      <w:bookmarkStart w:colFirst="0" w:colLast="0" w:name="_4dq865mzcl5f" w:id="171"/>
+      <w:bookmarkEnd w:id="171"/>
       <w:r>
         <w:rPr>
           <w:rtl w:val="0"/>
@@ -37951,8 +38438,8 @@
           <w:szCs w:val="32"/>
         </w:rPr>
       </w:pPr>
-      <w:bookmarkStart w:colFirst="0" w:colLast="0" w:name="_esmvi4l9ognp" w:id="148"/>
-      <w:bookmarkEnd w:id="148"/>
+      <w:bookmarkStart w:colFirst="0" w:colLast="0" w:name="_esmvi4l9ognp" w:id="172"/>
+      <w:bookmarkEnd w:id="172"/>
       <w:r>
         <w:rPr>
           <w:rFonts w:ascii="Calibri" w:cs="Calibri" w:eastAsia="Calibri" w:hAnsi="Calibri"/>
@@ -38119,8 +38606,8 @@
           <w:szCs w:val="32"/>
         </w:rPr>
       </w:pPr>
-      <w:bookmarkStart w:colFirst="0" w:colLast="0" w:name="_vw1v5rczvclm" w:id="149"/>
-      <w:bookmarkEnd w:id="149"/>
+      <w:bookmarkStart w:colFirst="0" w:colLast="0" w:name="_vw1v5rczvclm" w:id="173"/>
+      <w:bookmarkEnd w:id="173"/>
       <w:r>
         <w:rPr>
           <w:rtl w:val="0"/>
@@ -38134,8 +38621,8 @@
         <w:jc w:val="left"/>
         <w:rPr/>
       </w:pPr>
-      <w:bookmarkStart w:colFirst="0" w:colLast="0" w:name="_2ksr82fljdwt" w:id="150"/>
-      <w:bookmarkEnd w:id="150"/>
+      <w:bookmarkStart w:colFirst="0" w:colLast="0" w:name="_2ksr82fljdwt" w:id="174"/>
+      <w:bookmarkEnd w:id="174"/>
       <w:r>
         <w:rPr>
           <w:rFonts w:ascii="Calibri" w:cs="Calibri" w:eastAsia="Calibri" w:hAnsi="Calibri"/>
@@ -38184,8 +38671,8 @@
           <w:szCs w:val="32"/>
         </w:rPr>
       </w:pPr>
-      <w:bookmarkStart w:colFirst="0" w:colLast="0" w:name="_m3bamba4hoq" w:id="151"/>
-      <w:bookmarkEnd w:id="151"/>
+      <w:bookmarkStart w:colFirst="0" w:colLast="0" w:name="_m3bamba4hoq" w:id="175"/>
+      <w:bookmarkEnd w:id="175"/>
       <w:r>
         <w:rPr>
           <w:rFonts w:ascii="Calibri" w:cs="Calibri" w:eastAsia="Calibri" w:hAnsi="Calibri"/>
@@ -38583,8 +39070,8 @@
           <w:szCs w:val="32"/>
         </w:rPr>
       </w:pPr>
-      <w:bookmarkStart w:colFirst="0" w:colLast="0" w:name="_2cp59t6qgyxe" w:id="152"/>
-      <w:bookmarkEnd w:id="152"/>
+      <w:bookmarkStart w:colFirst="0" w:colLast="0" w:name="_2cp59t6qgyxe" w:id="176"/>
+      <w:bookmarkEnd w:id="176"/>
       <w:r>
         <w:rPr>
           <w:rFonts w:ascii="Calibri" w:cs="Calibri" w:eastAsia="Calibri" w:hAnsi="Calibri"/>
@@ -38808,7 +39295,25 @@
               <w:rPr>
                 <w:rtl w:val="0"/>
               </w:rPr>
-              <w:t xml:space="preserve">5. Sequence Diagrams</w:t>
+              <w:t xml:space="preserve">5. Sequence Diagrams + 9. </w:t>
+            </w:r>
+            <w:r>
+              <w:rPr>
+                <w:rtl w:val="0"/>
+              </w:rPr>
+              <w:t xml:space="preserve">Security Requirements</w:t>
+            </w:r>
+          </w:p>
+          <w:p>
+            <w:pPr>
+              <w:ind w:left="0"/>
+              <w:jc w:val="left"/>
+              <w:rPr/>
+            </w:pPr>
+            <w:r>
+              <w:rPr>
+                <w:rtl w:val="0"/>
+              </w:rPr>
             </w:r>
           </w:p>
         </w:tc>
